--- a/teacher-tools/activity-guides/8-6-activity-teacher.docx
+++ b/teacher-tools/activity-guides/8-6-activity-teacher.docx
@@ -46,7 +46,7 @@
           <w:sz w:val="20"/>
           <w:szCs w:val="20"/>
         </w:rPr>
-        <w:t xml:space="preserve">Lesson 8-6 — Display Data: Histograms  ·  6.SP.4</w:t>
+        <w:t xml:space="preserve">Lesson 8-6 — Display Data: Histograms  ·  6.DS.5</w:t>
       </w:r>
     </w:p>
     <w:p>
@@ -117,7 +117,7 @@
           <w:sz w:val="22"/>
           <w:szCs w:val="22"/>
         </w:rPr>
-        <w:t xml:space="preserve">Coach recorded these minutes played by 14 players: 4, 8, 9, 12, 14, 15, 17, 18, 19, 22, 24, 27, 31, 33. Using intervals of 10, how many values fall in the 10–19 interval?</w:t>
+        <w:t xml:space="preserve">Data: 4, 8, 9, 12, 14, 15, 17, 18, 19, 22, 24, 27, 31, 33. How many values fall in the 10–19 interval?</w:t>
       </w:r>
     </w:p>
     <w:p>
@@ -140,6 +140,52 @@
           <w:sz w:val="22"/>
           <w:szCs w:val="22"/>
         </w:rPr>
+        <w:t xml:space="preserve">9</w:t>
+      </w:r>
+    </w:p>
+    <w:p>
+      <w:pPr>
+        <w:spacing w:after="40"/>
+      </w:pPr>
+      <w:r>
+        <w:rPr>
+          <w:rFonts w:ascii="Calibri" w:cs="Calibri" w:eastAsia="Calibri" w:hAnsi="Calibri"/>
+          <w:b/>
+          <w:bCs/>
+          <w:sz w:val="22"/>
+          <w:szCs w:val="22"/>
+        </w:rPr>
+        <w:t xml:space="preserve">B. </w:t>
+      </w:r>
+      <w:r>
+        <w:rPr>
+          <w:rFonts w:ascii="Calibri" w:cs="Calibri" w:eastAsia="Calibri" w:hAnsi="Calibri"/>
+          <w:sz w:val="22"/>
+          <w:szCs w:val="22"/>
+        </w:rPr>
+        <w:t xml:space="preserve">5</w:t>
+      </w:r>
+    </w:p>
+    <w:p>
+      <w:pPr>
+        <w:spacing w:after="40"/>
+      </w:pPr>
+      <w:r>
+        <w:rPr>
+          <w:rFonts w:ascii="Calibri" w:cs="Calibri" w:eastAsia="Calibri" w:hAnsi="Calibri"/>
+          <w:b/>
+          <w:bCs/>
+          <w:sz w:val="22"/>
+          <w:szCs w:val="22"/>
+        </w:rPr>
+        <w:t xml:space="preserve">C. </w:t>
+      </w:r>
+      <w:r>
+        <w:rPr>
+          <w:rFonts w:ascii="Calibri" w:cs="Calibri" w:eastAsia="Calibri" w:hAnsi="Calibri"/>
+          <w:sz w:val="22"/>
+          <w:szCs w:val="22"/>
+        </w:rPr>
         <w:t xml:space="preserve">6</w:t>
       </w:r>
       <w:r>
@@ -166,7 +212,7 @@
           <w:sz w:val="22"/>
           <w:szCs w:val="22"/>
         </w:rPr>
-        <w:t xml:space="preserve">B. </w:t>
+        <w:t xml:space="preserve">D. </w:t>
       </w:r>
       <w:r>
         <w:rPr>
@@ -175,52 +221,6 @@
           <w:szCs w:val="22"/>
         </w:rPr>
         <w:t xml:space="preserve">3</w:t>
-      </w:r>
-    </w:p>
-    <w:p>
-      <w:pPr>
-        <w:spacing w:after="40"/>
-      </w:pPr>
-      <w:r>
-        <w:rPr>
-          <w:rFonts w:ascii="Calibri" w:cs="Calibri" w:eastAsia="Calibri" w:hAnsi="Calibri"/>
-          <w:b/>
-          <w:bCs/>
-          <w:sz w:val="22"/>
-          <w:szCs w:val="22"/>
-        </w:rPr>
-        <w:t xml:space="preserve">C. </w:t>
-      </w:r>
-      <w:r>
-        <w:rPr>
-          <w:rFonts w:ascii="Calibri" w:cs="Calibri" w:eastAsia="Calibri" w:hAnsi="Calibri"/>
-          <w:sz w:val="22"/>
-          <w:szCs w:val="22"/>
-        </w:rPr>
-        <w:t xml:space="preserve">9</w:t>
-      </w:r>
-    </w:p>
-    <w:p>
-      <w:pPr>
-        <w:spacing w:after="40"/>
-      </w:pPr>
-      <w:r>
-        <w:rPr>
-          <w:rFonts w:ascii="Calibri" w:cs="Calibri" w:eastAsia="Calibri" w:hAnsi="Calibri"/>
-          <w:b/>
-          <w:bCs/>
-          <w:sz w:val="22"/>
-          <w:szCs w:val="22"/>
-        </w:rPr>
-        <w:t xml:space="preserve">D. </w:t>
-      </w:r>
-      <w:r>
-        <w:rPr>
-          <w:rFonts w:ascii="Calibri" w:cs="Calibri" w:eastAsia="Calibri" w:hAnsi="Calibri"/>
-          <w:sz w:val="22"/>
-          <w:szCs w:val="22"/>
-        </w:rPr>
-        <w:t xml:space="preserve">5</w:t>
       </w:r>
     </w:p>
     <w:p>
@@ -268,7 +268,7 @@
           <w:sz w:val="22"/>
           <w:szCs w:val="22"/>
         </w:rPr>
-        <w:t xml:space="preserve">A histogram of steals per game has these frequencies — 0–9: 3 players, 10–19: 9 players, 20–29: 5 players, 30–39: 2 players. Which interval has the highest frequency (tallest bar)?</w:t>
+        <w:t xml:space="preserve">Frequencies: 0–9: 3, 10–19: 9, 20–29: 5, 30–39: 2. Which interval has the tallest bar?</w:t>
       </w:r>
     </w:p>
     <w:p>
@@ -291,6 +291,75 @@
           <w:sz w:val="22"/>
           <w:szCs w:val="22"/>
         </w:rPr>
+        <w:t xml:space="preserve">20–29 with 5 players</w:t>
+      </w:r>
+    </w:p>
+    <w:p>
+      <w:pPr>
+        <w:spacing w:after="40"/>
+      </w:pPr>
+      <w:r>
+        <w:rPr>
+          <w:rFonts w:ascii="Calibri" w:cs="Calibri" w:eastAsia="Calibri" w:hAnsi="Calibri"/>
+          <w:b/>
+          <w:bCs/>
+          <w:sz w:val="22"/>
+          <w:szCs w:val="22"/>
+        </w:rPr>
+        <w:t xml:space="preserve">B. </w:t>
+      </w:r>
+      <w:r>
+        <w:rPr>
+          <w:rFonts w:ascii="Calibri" w:cs="Calibri" w:eastAsia="Calibri" w:hAnsi="Calibri"/>
+          <w:sz w:val="22"/>
+          <w:szCs w:val="22"/>
+        </w:rPr>
+        <w:t xml:space="preserve">0–9 with 3 players</w:t>
+      </w:r>
+    </w:p>
+    <w:p>
+      <w:pPr>
+        <w:spacing w:after="40"/>
+      </w:pPr>
+      <w:r>
+        <w:rPr>
+          <w:rFonts w:ascii="Calibri" w:cs="Calibri" w:eastAsia="Calibri" w:hAnsi="Calibri"/>
+          <w:b/>
+          <w:bCs/>
+          <w:sz w:val="22"/>
+          <w:szCs w:val="22"/>
+        </w:rPr>
+        <w:t xml:space="preserve">C. </w:t>
+      </w:r>
+      <w:r>
+        <w:rPr>
+          <w:rFonts w:ascii="Calibri" w:cs="Calibri" w:eastAsia="Calibri" w:hAnsi="Calibri"/>
+          <w:sz w:val="22"/>
+          <w:szCs w:val="22"/>
+        </w:rPr>
+        <w:t xml:space="preserve">30–39 with 2 players</w:t>
+      </w:r>
+    </w:p>
+    <w:p>
+      <w:pPr>
+        <w:spacing w:after="40"/>
+      </w:pPr>
+      <w:r>
+        <w:rPr>
+          <w:rFonts w:ascii="Calibri" w:cs="Calibri" w:eastAsia="Calibri" w:hAnsi="Calibri"/>
+          <w:b/>
+          <w:bCs/>
+          <w:sz w:val="22"/>
+          <w:szCs w:val="22"/>
+        </w:rPr>
+        <w:t xml:space="preserve">D. </w:t>
+      </w:r>
+      <w:r>
+        <w:rPr>
+          <w:rFonts w:ascii="Calibri" w:cs="Calibri" w:eastAsia="Calibri" w:hAnsi="Calibri"/>
+          <w:sz w:val="22"/>
+          <w:szCs w:val="22"/>
+        </w:rPr>
         <w:t xml:space="preserve">10–19 with 9 players</w:t>
       </w:r>
       <w:r>
@@ -303,75 +372,6 @@
           <w:szCs w:val="22"/>
         </w:rPr>
         <w:t xml:space="preserve">   ✓ correct</w:t>
-      </w:r>
-    </w:p>
-    <w:p>
-      <w:pPr>
-        <w:spacing w:after="40"/>
-      </w:pPr>
-      <w:r>
-        <w:rPr>
-          <w:rFonts w:ascii="Calibri" w:cs="Calibri" w:eastAsia="Calibri" w:hAnsi="Calibri"/>
-          <w:b/>
-          <w:bCs/>
-          <w:sz w:val="22"/>
-          <w:szCs w:val="22"/>
-        </w:rPr>
-        <w:t xml:space="preserve">B. </w:t>
-      </w:r>
-      <w:r>
-        <w:rPr>
-          <w:rFonts w:ascii="Calibri" w:cs="Calibri" w:eastAsia="Calibri" w:hAnsi="Calibri"/>
-          <w:sz w:val="22"/>
-          <w:szCs w:val="22"/>
-        </w:rPr>
-        <w:t xml:space="preserve">20–29 with 5 players</w:t>
-      </w:r>
-    </w:p>
-    <w:p>
-      <w:pPr>
-        <w:spacing w:after="40"/>
-      </w:pPr>
-      <w:r>
-        <w:rPr>
-          <w:rFonts w:ascii="Calibri" w:cs="Calibri" w:eastAsia="Calibri" w:hAnsi="Calibri"/>
-          <w:b/>
-          <w:bCs/>
-          <w:sz w:val="22"/>
-          <w:szCs w:val="22"/>
-        </w:rPr>
-        <w:t xml:space="preserve">C. </w:t>
-      </w:r>
-      <w:r>
-        <w:rPr>
-          <w:rFonts w:ascii="Calibri" w:cs="Calibri" w:eastAsia="Calibri" w:hAnsi="Calibri"/>
-          <w:sz w:val="22"/>
-          <w:szCs w:val="22"/>
-        </w:rPr>
-        <w:t xml:space="preserve">0–9 with 3 players</w:t>
-      </w:r>
-    </w:p>
-    <w:p>
-      <w:pPr>
-        <w:spacing w:after="40"/>
-      </w:pPr>
-      <w:r>
-        <w:rPr>
-          <w:rFonts w:ascii="Calibri" w:cs="Calibri" w:eastAsia="Calibri" w:hAnsi="Calibri"/>
-          <w:b/>
-          <w:bCs/>
-          <w:sz w:val="22"/>
-          <w:szCs w:val="22"/>
-        </w:rPr>
-        <w:t xml:space="preserve">D. </w:t>
-      </w:r>
-      <w:r>
-        <w:rPr>
-          <w:rFonts w:ascii="Calibri" w:cs="Calibri" w:eastAsia="Calibri" w:hAnsi="Calibri"/>
-          <w:sz w:val="22"/>
-          <w:szCs w:val="22"/>
-        </w:rPr>
-        <w:t xml:space="preserve">30–39 with 2 players</w:t>
       </w:r>
     </w:p>
     <w:p>
@@ -684,6 +684,29 @@
           <w:sz w:val="22"/>
           <w:szCs w:val="22"/>
         </w:rPr>
+        <w:t xml:space="preserve">15</w:t>
+      </w:r>
+    </w:p>
+    <w:p>
+      <w:pPr>
+        <w:spacing w:after="40"/>
+      </w:pPr>
+      <w:r>
+        <w:rPr>
+          <w:rFonts w:ascii="Calibri" w:cs="Calibri" w:eastAsia="Calibri" w:hAnsi="Calibri"/>
+          <w:b/>
+          <w:bCs/>
+          <w:sz w:val="22"/>
+          <w:szCs w:val="22"/>
+        </w:rPr>
+        <w:t xml:space="preserve">B. </w:t>
+      </w:r>
+      <w:r>
+        <w:rPr>
+          <w:rFonts w:ascii="Calibri" w:cs="Calibri" w:eastAsia="Calibri" w:hAnsi="Calibri"/>
+          <w:sz w:val="22"/>
+          <w:szCs w:val="22"/>
+        </w:rPr>
         <w:t xml:space="preserve">16</w:t>
       </w:r>
       <w:r>
@@ -710,7 +733,7 @@
           <w:sz w:val="22"/>
           <w:szCs w:val="22"/>
         </w:rPr>
-        <w:t xml:space="preserve">B. </w:t>
+        <w:t xml:space="preserve">C. </w:t>
       </w:r>
       <w:r>
         <w:rPr>
@@ -733,7 +756,7 @@
           <w:sz w:val="22"/>
           <w:szCs w:val="22"/>
         </w:rPr>
-        <w:t xml:space="preserve">C. </w:t>
+        <w:t xml:space="preserve">D. </w:t>
       </w:r>
       <w:r>
         <w:rPr>
@@ -742,29 +765,6 @@
           <w:szCs w:val="22"/>
         </w:rPr>
         <w:t xml:space="preserve">4</w:t>
-      </w:r>
-    </w:p>
-    <w:p>
-      <w:pPr>
-        <w:spacing w:after="40"/>
-      </w:pPr>
-      <w:r>
-        <w:rPr>
-          <w:rFonts w:ascii="Calibri" w:cs="Calibri" w:eastAsia="Calibri" w:hAnsi="Calibri"/>
-          <w:b/>
-          <w:bCs/>
-          <w:sz w:val="22"/>
-          <w:szCs w:val="22"/>
-        </w:rPr>
-        <w:t xml:space="preserve">D. </w:t>
-      </w:r>
-      <w:r>
-        <w:rPr>
-          <w:rFonts w:ascii="Calibri" w:cs="Calibri" w:eastAsia="Calibri" w:hAnsi="Calibri"/>
-          <w:sz w:val="22"/>
-          <w:szCs w:val="22"/>
-        </w:rPr>
-        <w:t xml:space="preserve">15</w:t>
       </w:r>
     </w:p>
     <w:p>
